--- a/public/smart-police/forms/บันทึกควบคุม.docx
+++ b/public/smart-police/forms/บันทึกควบคุม.docx
@@ -1189,7 +1189,7 @@
         <w:szCs w:val="24"/>
         <w:cs/>
       </w:rPr>
-      <w:t>สอบสวน.</w:t>
+      <w:t/>
     </w:r>
     <w:r>
       <w:rPr>
@@ -1200,7 +1200,7 @@
         <w:sz w:val="24"/>
         <w:szCs w:val="24"/>
       </w:rPr>
-      <w:t>com</w:t>
+      <w:t/>
     </w:r>
   </w:p>
 </w:ftr>

--- a/public/smart-police/forms/บันทึกควบคุม.docx
+++ b/public/smart-police/forms/บันทึกควบคุม.docx
@@ -1061,7 +1061,7 @@
         <w:szCs w:val="32"/>
         <w:cs/>
       </w:rPr>
-      <w:t xml:space="preserve">(ส ๕๖ – </w:t>
+      <w:t xml:space="preserve"/>
     </w:r>
     <w:r>
       <w:rPr>
@@ -1071,7 +1071,7 @@
         <w:szCs w:val="32"/>
         <w:cs/>
       </w:rPr>
-      <w:t>๕๓</w:t>
+      <w:t/>
     </w:r>
     <w:r>
       <w:rPr>
@@ -1081,7 +1081,7 @@
         <w:szCs w:val="32"/>
         <w:cs/>
       </w:rPr>
-      <w:t>)</w:t>
+      <w:t/>
     </w:r>
   </w:p>
 </w:ftr>
@@ -1107,7 +1107,7 @@
         <w:szCs w:val="32"/>
         <w:cs/>
       </w:rPr>
-      <w:t>(</w:t>
+      <w:t/>
     </w:r>
     <w:r>
       <w:rPr>
@@ -1117,7 +1117,7 @@
         <w:szCs w:val="32"/>
         <w:cs/>
       </w:rPr>
-      <w:t xml:space="preserve">ส ๕๖ </w:t>
+      <w:t xml:space="preserve"/>
     </w:r>
     <w:r>
       <w:rPr>
@@ -1127,7 +1127,7 @@
         <w:szCs w:val="32"/>
         <w:cs/>
       </w:rPr>
-      <w:t>–</w:t>
+      <w:t/>
     </w:r>
     <w:r>
       <w:rPr>
@@ -1137,7 +1137,7 @@
         <w:szCs w:val="32"/>
         <w:cs/>
       </w:rPr>
-      <w:t xml:space="preserve"> </w:t>
+      <w:t xml:space="preserve"/>
     </w:r>
     <w:r>
       <w:rPr>
@@ -1147,7 +1147,7 @@
         <w:szCs w:val="32"/>
         <w:cs/>
       </w:rPr>
-      <w:t>๕๓</w:t>
+      <w:t/>
     </w:r>
     <w:r>
       <w:rPr>
@@ -1157,7 +1157,7 @@
         <w:szCs w:val="32"/>
         <w:cs/>
       </w:rPr>
-      <w:t>)</w:t>
+      <w:t/>
     </w:r>
     <w:r>
       <w:rPr>
